--- a/Bildverarbeitung gestenerkennung.docx
+++ b/Bildverarbeitung gestenerkennung.docx
@@ -12,8 +12,13 @@
     </w:p>
     <w:p/>
     <w:p>
-      <w:r>
-        <w:t xml:space="preserve">Übersich </w:t>
+      <w:proofErr w:type="spellStart"/>
+      <w:r>
+        <w:t>Übersich</w:t>
+      </w:r>
+      <w:proofErr w:type="spellEnd"/>
+      <w:r>
+        <w:t xml:space="preserve"> </w:t>
       </w:r>
       <w:proofErr w:type="spellStart"/>
       <w:r>
@@ -571,23 +576,115 @@
           <w:rPr>
             <w:rStyle w:val="Hyperlink"/>
           </w:rPr>
-          <w:t>https://www.sciencedirect.com/science/article/abs/pii/S0262885606002897?fr=RR-9&amp;ref=pdf_download</w:t>
+          <w:t>https://www.sciencedirect.com/science/article/abs/pii/S0262885606002897?fr=RR-9&amp;ref=pdf_download&amp;rr=9ef67c904f94e523</w:t>
+        </w:r>
+      </w:hyperlink>
+    </w:p>
+    <w:p>
+      <w:r>
+        <w:lastRenderedPageBreak/>
+        <w:t xml:space="preserve">arm </w:t>
+      </w:r>
+      <w:proofErr w:type="spellStart"/>
+      <w:r>
+        <w:t>winkel</w:t>
+      </w:r>
+      <w:proofErr w:type="spellEnd"/>
+      <w:r>
+        <w:t xml:space="preserve"> </w:t>
+      </w:r>
+      <w:proofErr w:type="spellStart"/>
+      <w:r>
+        <w:t>messung</w:t>
+      </w:r>
+      <w:proofErr w:type="spellEnd"/>
+      <w:r>
+        <w:t xml:space="preserve"> mit </w:t>
+      </w:r>
+      <w:proofErr w:type="spellStart"/>
+      <w:r>
+        <w:t>matlab</w:t>
+      </w:r>
+      <w:proofErr w:type="spellEnd"/>
+      <w:r>
+        <w:t xml:space="preserve"> und </w:t>
+      </w:r>
+      <w:proofErr w:type="spellStart"/>
+      <w:r>
+        <w:t>kinict</w:t>
+      </w:r>
+      <w:proofErr w:type="spellEnd"/>
+      <w:r>
+        <w:t xml:space="preserve"> </w:t>
+      </w:r>
+      <w:proofErr w:type="spellStart"/>
+      <w:r>
+        <w:t>sensor</w:t>
+      </w:r>
+      <w:proofErr w:type="spellEnd"/>
+    </w:p>
+    <w:p>
+      <w:r>
+        <w:tab/>
+      </w:r>
+      <w:hyperlink r:id="rId15" w:history="1">
+        <w:r>
+          <w:rPr>
+            <w:rStyle w:val="Hyperlink"/>
+          </w:rPr>
+          <w:t>https://de.mathworks.com/matlabcentral/fileexchange/58189-gesture-controlled-ro</w:t>
         </w:r>
         <w:r>
           <w:rPr>
             <w:rStyle w:val="Hyperlink"/>
           </w:rPr>
-          <w:t>&amp;</w:t>
+          <w:t>b</w:t>
         </w:r>
         <w:r>
           <w:rPr>
             <w:rStyle w:val="Hyperlink"/>
           </w:rPr>
-          <w:t>rr=9ef67c904f94e523</w:t>
+          <w:t>otic-arm-using-kinect-simulink-support-for-kinect-and-arduino</w:t>
         </w:r>
       </w:hyperlink>
     </w:p>
+    <w:p>
+      <w:proofErr w:type="spellStart"/>
+      <w:r>
+        <w:t>erkennung</w:t>
+      </w:r>
+      <w:proofErr w:type="spellEnd"/>
+      <w:r>
+        <w:t xml:space="preserve"> mit </w:t>
+      </w:r>
+      <w:proofErr w:type="spellStart"/>
+      <w:r>
+        <w:t>kinect</w:t>
+      </w:r>
+      <w:proofErr w:type="spellEnd"/>
+      <w:r>
+        <w:t>:</w:t>
+      </w:r>
+      <w:r>
+        <w:br/>
+      </w:r>
+      <w:r>
+        <w:tab/>
+      </w:r>
+      <w:hyperlink r:id="rId16" w:history="1">
+        <w:r>
+          <w:rPr>
+            <w:rStyle w:val="Hyperlink"/>
+          </w:rPr>
+          <w:t>https://wiki.hshl.de/wiki/index.php/Projekt_15:_Gestenerkennung_der_Kinect_zur_Ansteuerung_von_LED,_Servos_u.s.w</w:t>
+        </w:r>
+      </w:hyperlink>
+      <w:r>
+        <w:t>.</w:t>
+      </w:r>
+    </w:p>
     <w:p/>
+    <w:p/>
     <w:p>
       <w:r>
         <w:t>Weitere Quellen:</w:t>
@@ -595,15 +692,7 @@
     </w:p>
     <w:p>
       <w:r>
-        <w:t xml:space="preserve">Bei der Recherche solltest Du nach Gestenerkennung solltest Du darauf achten, dass die Vergleichsarbeiten möglichst nah an unser Zielsystem herankommen, d.h. es sollte auch nicht nur um Finger-/Handstellungen </w:t>
-      </w:r>
-      <w:proofErr w:type="gramStart"/>
-      <w:r>
-        <w:t>gehen</w:t>
-      </w:r>
-      <w:proofErr w:type="gramEnd"/>
-      <w:r>
-        <w:t xml:space="preserve"> sondern auch um bspw. Armbewegungen. Als Datenbanken empfehle ich</w:t>
+        <w:t>Bei der Recherche solltest Du nach Gestenerkennung solltest Du darauf achten, dass die Vergleichsarbeiten möglichst nah an unser Zielsystem herankommen, d.h. es sollte auch nicht nur um Finger-/Handstellungen gehen sondern auch um bspw. Armbewegungen. Als Datenbanken empfehle ich</w:t>
       </w:r>
       <w:r>
         <w:t>:</w:t>
